--- a/teste3.docx
+++ b/teste3.docx
@@ -27,6 +27,9 @@
     <w:p>
       <w:r>
         <w:t>Minha terceira versao</w:t>
+      </w:r>
+      <w:r>
+        <w:t>dsdsdsds</w:t>
       </w:r>
     </w:p>
     <w:sectPr>
